--- a/Sprint20260907-20260918/HERO-68829_20260922_110512.docx
+++ b/Sprint20260907-20260918/HERO-68829_20260922_110512.docx
@@ -2879,299 +2879,6 @@
           <w:u w:val="none"/>
         </w:rPr>
         <w:t>: Chrome, Safari, Edge, Firefox (latest stable)</w:t>
-      </w:r>
-    </w:p>
-    <w:p>
-      <w:pPr>
-        <w:spacing w:before="200" w:after="120"/>
-      </w:pPr>
-      <w:r>
-        <w:rPr>
-          <w:rFonts w:ascii="Arial" w:hAnsi="Arial" w:eastAsia="Arial" w:cs="Arial"/>
-          <w:b/>
-          <w:color w:val="000000"/>
-          <w:sz w:val="26"/>
-          <w:u w:val="single"/>
-        </w:rPr>
-        <w:t>Appendix</w:t>
-      </w:r>
-    </w:p>
-    <w:p>
-      <w:pPr>
-        <w:spacing w:before="160" w:after="80"/>
-      </w:pPr>
-      <w:r>
-        <w:rPr>
-          <w:rFonts w:ascii="Arial" w:hAnsi="Arial" w:eastAsia="Arial" w:cs="Arial"/>
-          <w:b/>
-          <w:color w:val="001EFF"/>
-          <w:sz w:val="24"/>
-          <w:u w:val="none"/>
-        </w:rPr>
-        <w:t>Affected Code</w:t>
-      </w:r>
-    </w:p>
-    <w:p>
-      <w:pPr>
-        <w:spacing w:before="0" w:after="40"/>
-        <w:ind w:left="360" w:hanging="240"/>
-      </w:pPr>
-      <w:r>
-        <w:rPr>
-          <w:rFonts w:ascii="Arial" w:hAnsi="Arial" w:eastAsia="Arial" w:cs="Arial"/>
-          <w:b w:val="0"/>
-          <w:color w:val="000000"/>
-          <w:sz w:val="20"/>
-          <w:u w:val="none"/>
-        </w:rPr>
-        <w:t xml:space="preserve">• </w:t>
-      </w:r>
-      <w:r>
-        <w:rPr>
-          <w:rFonts w:ascii="Consolas" w:hAnsi="Consolas" w:eastAsia="Arial" w:cs="Arial"/>
-          <w:b w:val="0"/>
-          <w:color w:val="000000"/>
-          <w:sz w:val="20"/>
-          <w:u w:val="none"/>
-        </w:rPr>
-        <w:t>PaymentMethodsController::admin_export</w:t>
-      </w:r>
-      <w:r>
-        <w:rPr>
-          <w:rFonts w:ascii="Arial" w:hAnsi="Arial" w:eastAsia="Arial" w:cs="Arial"/>
-          <w:b w:val="0"/>
-          <w:color w:val="000000"/>
-          <w:sz w:val="20"/>
-          <w:u w:val="none"/>
-        </w:rPr>
-        <w:t xml:space="preserve"> — access check + credential stripping</w:t>
-      </w:r>
-    </w:p>
-    <w:p>
-      <w:pPr>
-        <w:spacing w:before="0" w:after="40"/>
-        <w:ind w:left="360" w:hanging="240"/>
-      </w:pPr>
-      <w:r>
-        <w:rPr>
-          <w:rFonts w:ascii="Arial" w:hAnsi="Arial" w:eastAsia="Arial" w:cs="Arial"/>
-          <w:b w:val="0"/>
-          <w:color w:val="000000"/>
-          <w:sz w:val="20"/>
-          <w:u w:val="none"/>
-        </w:rPr>
-        <w:t xml:space="preserve">• Payment method Edit page — secrets not sent to browser; </w:t>
-      </w:r>
-      <w:r>
-        <w:rPr>
-          <w:rFonts w:ascii="Consolas" w:hAnsi="Consolas" w:eastAsia="Arial" w:cs="Arial"/>
-          <w:b w:val="0"/>
-          <w:color w:val="000000"/>
-          <w:sz w:val="20"/>
-          <w:u w:val="none"/>
-        </w:rPr>
-        <w:t>client_secret</w:t>
-      </w:r>
-      <w:r>
-        <w:rPr>
-          <w:rFonts w:ascii="Arial" w:hAnsi="Arial" w:eastAsia="Arial" w:cs="Arial"/>
-          <w:b w:val="0"/>
-          <w:color w:val="000000"/>
-          <w:sz w:val="20"/>
-          <w:u w:val="none"/>
-        </w:rPr>
-        <w:t xml:space="preserve"> rendered as password field</w:t>
-      </w:r>
-    </w:p>
-    <w:p>
-      <w:pPr>
-        <w:spacing w:before="0" w:after="40"/>
-        <w:ind w:left="360" w:hanging="240"/>
-      </w:pPr>
-      <w:r>
-        <w:rPr>
-          <w:rFonts w:ascii="Arial" w:hAnsi="Arial" w:eastAsia="Arial" w:cs="Arial"/>
-          <w:b w:val="0"/>
-          <w:color w:val="000000"/>
-          <w:sz w:val="20"/>
-          <w:u w:val="none"/>
-        </w:rPr>
-        <w:t xml:space="preserve">• Payment method View page — </w:t>
-      </w:r>
-      <w:r>
-        <w:rPr>
-          <w:rFonts w:ascii="Consolas" w:hAnsi="Consolas" w:eastAsia="Arial" w:cs="Arial"/>
-          <w:b w:val="0"/>
-          <w:color w:val="000000"/>
-          <w:sz w:val="20"/>
-          <w:u w:val="none"/>
-        </w:rPr>
-        <w:t>client_secret</w:t>
-      </w:r>
-      <w:r>
-        <w:rPr>
-          <w:rFonts w:ascii="Arial" w:hAnsi="Arial" w:eastAsia="Arial" w:cs="Arial"/>
-          <w:b w:val="0"/>
-          <w:color w:val="000000"/>
-          <w:sz w:val="20"/>
-          <w:u w:val="none"/>
-        </w:rPr>
-        <w:t xml:space="preserve"> and SilverStone key masking</w:t>
-      </w:r>
-    </w:p>
-    <w:p>
-      <w:pPr>
-        <w:spacing w:before="160" w:after="80"/>
-      </w:pPr>
-      <w:r>
-        <w:rPr>
-          <w:rFonts w:ascii="Arial" w:hAnsi="Arial" w:eastAsia="Arial" w:cs="Arial"/>
-          <w:b/>
-          <w:color w:val="001EFF"/>
-          <w:sz w:val="24"/>
-          <w:u w:val="none"/>
-        </w:rPr>
-        <w:t>Release Notes Summary</w:t>
-      </w:r>
-    </w:p>
-    <w:p>
-      <w:pPr>
-        <w:spacing w:before="0" w:after="40"/>
-        <w:ind w:left="360" w:hanging="240"/>
-      </w:pPr>
-      <w:r>
-        <w:rPr>
-          <w:rFonts w:ascii="Arial" w:hAnsi="Arial" w:eastAsia="Arial" w:cs="Arial"/>
-          <w:b w:val="0"/>
-          <w:color w:val="000000"/>
-          <w:sz w:val="20"/>
-          <w:u w:val="none"/>
-        </w:rPr>
-        <w:t xml:space="preserve">• Fixed: Export leaked Shiji password, Payby </w:t>
-      </w:r>
-      <w:r>
-        <w:rPr>
-          <w:rFonts w:ascii="Consolas" w:hAnsi="Consolas" w:eastAsia="Arial" w:cs="Arial"/>
-          <w:b w:val="0"/>
-          <w:color w:val="000000"/>
-          <w:sz w:val="20"/>
-          <w:u w:val="none"/>
-        </w:rPr>
-        <w:t>client_secret</w:t>
-      </w:r>
-      <w:r>
-        <w:rPr>
-          <w:rFonts w:ascii="Arial" w:hAnsi="Arial" w:eastAsia="Arial" w:cs="Arial"/>
-          <w:b w:val="0"/>
-          <w:color w:val="000000"/>
-          <w:sz w:val="20"/>
-          <w:u w:val="none"/>
-        </w:rPr>
-        <w:t>, SilverStone/Astral keys</w:t>
-      </w:r>
-    </w:p>
-    <w:p>
-      <w:pPr>
-        <w:spacing w:before="0" w:after="40"/>
-        <w:ind w:left="360" w:hanging="240"/>
-      </w:pPr>
-      <w:r>
-        <w:rPr>
-          <w:rFonts w:ascii="Arial" w:hAnsi="Arial" w:eastAsia="Arial" w:cs="Arial"/>
-          <w:b w:val="0"/>
-          <w:color w:val="000000"/>
-          <w:sz w:val="20"/>
-          <w:u w:val="none"/>
-        </w:rPr>
-        <w:t xml:space="preserve">• Fixed: Edit form exposed stored </w:t>
-      </w:r>
-      <w:r>
-        <w:rPr>
-          <w:rFonts w:ascii="Consolas" w:hAnsi="Consolas" w:eastAsia="Arial" w:cs="Arial"/>
-          <w:b w:val="0"/>
-          <w:color w:val="000000"/>
-          <w:sz w:val="20"/>
-          <w:u w:val="none"/>
-        </w:rPr>
-        <w:t>client_secret</w:t>
-      </w:r>
-      <w:r>
-        <w:rPr>
-          <w:rFonts w:ascii="Arial" w:hAnsi="Arial" w:eastAsia="Arial" w:cs="Arial"/>
-          <w:b w:val="0"/>
-          <w:color w:val="000000"/>
-          <w:sz w:val="20"/>
-          <w:u w:val="none"/>
-        </w:rPr>
-        <w:t xml:space="preserve"> in plaintext HTML</w:t>
-      </w:r>
-    </w:p>
-    <w:p>
-      <w:pPr>
-        <w:spacing w:before="0" w:after="40"/>
-        <w:ind w:left="360" w:hanging="240"/>
-      </w:pPr>
-      <w:r>
-        <w:rPr>
-          <w:rFonts w:ascii="Arial" w:hAnsi="Arial" w:eastAsia="Arial" w:cs="Arial"/>
-          <w:b w:val="0"/>
-          <w:color w:val="000000"/>
-          <w:sz w:val="20"/>
-          <w:u w:val="none"/>
-        </w:rPr>
-        <w:t xml:space="preserve">• Fixed: View page exposed </w:t>
-      </w:r>
-      <w:r>
-        <w:rPr>
-          <w:rFonts w:ascii="Consolas" w:hAnsi="Consolas" w:eastAsia="Arial" w:cs="Arial"/>
-          <w:b w:val="0"/>
-          <w:color w:val="000000"/>
-          <w:sz w:val="20"/>
-          <w:u w:val="none"/>
-        </w:rPr>
-        <w:t>client_secret</w:t>
-      </w:r>
-      <w:r>
-        <w:rPr>
-          <w:rFonts w:ascii="Arial" w:hAnsi="Arial" w:eastAsia="Arial" w:cs="Arial"/>
-          <w:b w:val="0"/>
-          <w:color w:val="000000"/>
-          <w:sz w:val="20"/>
-          <w:u w:val="none"/>
-        </w:rPr>
-        <w:t xml:space="preserve"> and SilverStone key in plaintext</w:t>
-      </w:r>
-    </w:p>
-    <w:p>
-      <w:pPr>
-        <w:spacing w:before="0" w:after="40"/>
-        <w:ind w:left="360" w:hanging="240"/>
-      </w:pPr>
-      <w:r>
-        <w:rPr>
-          <w:rFonts w:ascii="Arial" w:hAnsi="Arial" w:eastAsia="Arial" w:cs="Arial"/>
-          <w:b w:val="0"/>
-          <w:color w:val="000000"/>
-          <w:sz w:val="20"/>
-          <w:u w:val="none"/>
-        </w:rPr>
-        <w:t>• Fixed: Export now checks payment-method read ACL</w:t>
-      </w:r>
-    </w:p>
-    <w:p>
-      <w:pPr>
-        <w:spacing w:before="0" w:after="40"/>
-        <w:ind w:left="360" w:hanging="240"/>
-      </w:pPr>
-      <w:r>
-        <w:rPr>
-          <w:rFonts w:ascii="Arial" w:hAnsi="Arial" w:eastAsia="Arial" w:cs="Arial"/>
-          <w:b w:val="0"/>
-          <w:color w:val="000000"/>
-          <w:sz w:val="20"/>
-          <w:u w:val="none"/>
-        </w:rPr>
-        <w:t>• Improved: Import preserves existing DB secrets when incoming fields are blank</w:t>
       </w:r>
     </w:p>
     <w:sectPr>
